--- a/projects/labor-records/Изменения в версии 1.5 — кратко.docx
+++ b/projects/labor-records/Изменения в версии 1.5 — кратко.docx
@@ -395,7 +395,7 @@
         <w:pStyle w:val="Normal"/>
       </w:pPr>
       <w:r>
-        <w:t xml:space="preserve">Поле полезно не только для трудозатрат: в дальнейшем оно может использоваться для маршрутизации обращений и форм��рования отчётности по догов��рам.</w:t>
+        <w:t>Поле полезно не только для трудозатрат: в дальнейшем оно может использоваться для маршрутизации обращений и формирования отчётности по договорам.</w:t>
       </w:r>
     </w:p>
     <w:p>
